--- a/data/project_documents/project_summary_002.docx
+++ b/data/project_documents/project_summary_002.docx
@@ -45,7 +45,7 @@
     </w:p>
     <w:p>
       <w:r>
-        <w:t>Идентификатор: BANK-CHURN-2026-002</w:t>
+        <w:t>Идентификатор: БАНК-ОТТОК-2026-002</w:t>
       </w:r>
     </w:p>
     <w:p>
@@ -179,7 +179,7 @@
         <w:pStyle w:val="Heading1"/>
       </w:pPr>
       <w:r>
-        <w:t>KPI проекта</w:t>
+        <w:t>Показатели проекта</w:t>
       </w:r>
     </w:p>
     <w:p>
@@ -187,7 +187,7 @@
         <w:pStyle w:val="ListBullet"/>
       </w:pPr>
       <w:r>
-        <w:t>ROC-AUC не ниже 0.78</w:t>
+        <w:t>Точность ранжирования не ниже 0.78</w:t>
       </w:r>
     </w:p>
     <w:p>
@@ -195,7 +195,7 @@
         <w:pStyle w:val="ListBullet"/>
       </w:pPr>
       <w:r>
-        <w:t>Recall@Top20 не ниже 0.55</w:t>
+        <w:t>Полнота верхней двадцатки не ниже 0.55</w:t>
       </w:r>
     </w:p>
     <w:p>
